--- a/گزارش اقدامات انجام شده.docx
+++ b/گزارش اقدامات انجام شده.docx
@@ -28,10 +28,10 @@
           <w:lang w:val="fa-IR"/>
         </w:rPr>
         <w:drawing>
-          <wp:inline distT="0" distB="0" distL="0" distR="0" wp14:anchorId="5DB3E521" wp14:editId="56A9EDEC">
+          <wp:inline distT="0" distB="0" distL="0" distR="0" wp14:anchorId="0740FFEB" wp14:editId="05356B2F">
             <wp:extent cx="1428750" cy="1428750"/>
             <wp:effectExtent l="0" t="0" r="0" b="0"/>
-            <wp:docPr id="12" name="Picture 12"/>
+            <wp:docPr id="11" name="Picture 11"/>
             <wp:cNvGraphicFramePr>
               <a:graphicFrameLocks xmlns:a="http://schemas.openxmlformats.org/drawingml/2006/main" noChangeAspect="1"/>
             </wp:cNvGraphicFramePr>
@@ -39,7 +39,7 @@
               <a:graphicData uri="http://schemas.openxmlformats.org/drawingml/2006/picture">
                 <pic:pic xmlns:pic="http://schemas.openxmlformats.org/drawingml/2006/picture">
                   <pic:nvPicPr>
-                    <pic:cNvPr id="12" name="Picture 12"/>
+                    <pic:cNvPr id="11" name="Picture 11"/>
                     <pic:cNvPicPr/>
                   </pic:nvPicPr>
                   <pic:blipFill>
@@ -19482,7 +19482,7 @@
         <w:pStyle w:val="NormalWeb"/>
         <w:bidi/>
         <w:rPr>
-          <w:rFonts w:cs="B Nazanin" w:hint="cs"/>
+          <w:rFonts w:cs="B Nazanin"/>
           <w:rtl/>
         </w:rPr>
       </w:pPr>
